--- a/plugins/consulting-office/skills/new-client/assets/מסמך פגישה ראשונה.docx
+++ b/plugins/consulting-office/skills/new-client/assets/מסמך פגישה ראשונה.docx
@@ -174,8 +174,17 @@
           </w:tcPr>
           <w:p>
             <w:pPr>
+              <w:pStyle w:val="ListBullet"/>
               <w:bidi/>
             </w:pPr>
+            <w:r>
+              <w:rPr>
+                <w:rFonts w:ascii="Arial" w:hAnsi="Arial" w:cs="Arial"/>
+                <w:sz w:val="22"/>
+                <w:szCs w:val="22"/>
+                <w:rtl/>
+              </w:rPr>
+            </w:r>
           </w:p>
         </w:tc>
       </w:tr>
@@ -226,8 +235,17 @@
           </w:tcPr>
           <w:p>
             <w:pPr>
+              <w:pStyle w:val="ListBullet"/>
               <w:bidi/>
             </w:pPr>
+            <w:r>
+              <w:rPr>
+                <w:rFonts w:ascii="Arial" w:hAnsi="Arial" w:cs="Arial"/>
+                <w:sz w:val="22"/>
+                <w:szCs w:val="22"/>
+                <w:rtl/>
+              </w:rPr>
+            </w:r>
           </w:p>
         </w:tc>
       </w:tr>
@@ -278,8 +296,17 @@
           </w:tcPr>
           <w:p>
             <w:pPr>
+              <w:pStyle w:val="ListBullet"/>
               <w:bidi/>
             </w:pPr>
+            <w:r>
+              <w:rPr>
+                <w:rFonts w:ascii="Arial" w:hAnsi="Arial" w:cs="Arial"/>
+                <w:sz w:val="22"/>
+                <w:szCs w:val="22"/>
+                <w:rtl/>
+              </w:rPr>
+            </w:r>
           </w:p>
         </w:tc>
       </w:tr>
@@ -330,8 +357,17 @@
           </w:tcPr>
           <w:p>
             <w:pPr>
+              <w:pStyle w:val="ListBullet"/>
               <w:bidi/>
             </w:pPr>
+            <w:r>
+              <w:rPr>
+                <w:rFonts w:ascii="Arial" w:hAnsi="Arial" w:cs="Arial"/>
+                <w:sz w:val="22"/>
+                <w:szCs w:val="22"/>
+                <w:rtl/>
+              </w:rPr>
+            </w:r>
           </w:p>
         </w:tc>
       </w:tr>
@@ -368,8 +404,17 @@
           </w:tcPr>
           <w:p>
             <w:pPr>
+              <w:pStyle w:val="ListBullet"/>
               <w:bidi/>
             </w:pPr>
+            <w:r>
+              <w:rPr>
+                <w:rFonts w:ascii="Arial" w:hAnsi="Arial" w:cs="Arial"/>
+                <w:sz w:val="22"/>
+                <w:szCs w:val="22"/>
+                <w:rtl/>
+              </w:rPr>
+            </w:r>
           </w:p>
         </w:tc>
       </w:tr>
@@ -406,8 +451,17 @@
           </w:tcPr>
           <w:p>
             <w:pPr>
+              <w:pStyle w:val="ListBullet"/>
               <w:bidi/>
             </w:pPr>
+            <w:r>
+              <w:rPr>
+                <w:rFonts w:ascii="Arial" w:hAnsi="Arial" w:cs="Arial"/>
+                <w:sz w:val="22"/>
+                <w:szCs w:val="22"/>
+                <w:rtl/>
+              </w:rPr>
+            </w:r>
           </w:p>
         </w:tc>
       </w:tr>
@@ -444,8 +498,17 @@
           </w:tcPr>
           <w:p>
             <w:pPr>
+              <w:pStyle w:val="ListBullet"/>
               <w:bidi/>
             </w:pPr>
+            <w:r>
+              <w:rPr>
+                <w:rFonts w:ascii="Arial" w:hAnsi="Arial" w:cs="Arial"/>
+                <w:sz w:val="22"/>
+                <w:szCs w:val="22"/>
+                <w:rtl/>
+              </w:rPr>
+            </w:r>
           </w:p>
         </w:tc>
       </w:tr>
